--- a/HCM_KS25_CNTT6_DoQuangVi_De03.docx
+++ b/HCM_KS25_CNTT6_DoQuangVi_De03.docx
@@ -29,13 +29,8 @@
     </w:p>
     <w:p>
       <w:r>
-        <w:t xml:space="preserve">Actor </w:t>
+        <w:t>Actor chính :</w:t>
       </w:r>
-      <w:proofErr w:type="gramStart"/>
-      <w:r>
-        <w:t>chính :</w:t>
-      </w:r>
-      <w:proofErr w:type="gramEnd"/>
     </w:p>
     <w:p>
       <w:pPr>
@@ -51,15 +46,7 @@
     </w:p>
     <w:p>
       <w:r>
-        <w:t xml:space="preserve">Vai </w:t>
-      </w:r>
-      <w:proofErr w:type="gramStart"/>
-      <w:r>
-        <w:t>trò :</w:t>
-      </w:r>
-      <w:proofErr w:type="gramEnd"/>
-      <w:r>
-        <w:t xml:space="preserve"> </w:t>
+        <w:t xml:space="preserve">Vai trò : </w:t>
       </w:r>
     </w:p>
     <w:p>
@@ -275,15 +262,7 @@
         <w:t xml:space="preserve">3 </w:t>
       </w:r>
       <w:r>
-        <w:t xml:space="preserve">=&gt; Bước </w:t>
-      </w:r>
-      <w:proofErr w:type="gramStart"/>
-      <w:r>
-        <w:t>6 :</w:t>
-      </w:r>
-      <w:proofErr w:type="gramEnd"/>
-      <w:r>
-        <w:t xml:space="preserve"> Hệ thống kiểm tra xem các phiếu đăng ký của học viên có trùng lịch học hay không, nếu không thì mới cho đăng ký</w:t>
+        <w:t>=&gt; Bước 6 : Hệ thống kiểm tra xem các phiếu đăng ký của học viên có trùng lịch học hay không, nếu không thì mới cho đăng ký</w:t>
       </w:r>
     </w:p>
     <w:p>
@@ -295,15 +274,7 @@
         <w:t xml:space="preserve">BR4 </w:t>
       </w:r>
       <w:r>
-        <w:t xml:space="preserve">=&gt; Bước </w:t>
-      </w:r>
-      <w:proofErr w:type="gramStart"/>
-      <w:r>
-        <w:t>4 :</w:t>
-      </w:r>
-      <w:proofErr w:type="gramEnd"/>
-      <w:r>
-        <w:t xml:space="preserve"> Học viên có thể không mua hoặc mua nhiều tài liệu học tập</w:t>
+        <w:t>=&gt; Bước 4 : Học viên có thể không mua hoặc mua nhiều tài liệu học tập</w:t>
       </w:r>
     </w:p>
     <w:p>
@@ -571,21 +542,7 @@
         <w:rPr>
           <w:color w:val="000000" w:themeColor="text1"/>
         </w:rPr>
-        <w:t xml:space="preserve">Không nên </w:t>
-      </w:r>
-      <w:proofErr w:type="gramStart"/>
-      <w:r>
-        <w:rPr>
-          <w:color w:val="000000" w:themeColor="text1"/>
-        </w:rPr>
-        <w:t>lưu :</w:t>
-      </w:r>
-      <w:proofErr w:type="gramEnd"/>
-      <w:r>
-        <w:rPr>
-          <w:color w:val="000000" w:themeColor="text1"/>
-        </w:rPr>
-        <w:t xml:space="preserve"> schedule, nên làm thành class riêng chứ không nên để phụ thuộc vào course class vì schedule đa trị</w:t>
+        <w:t>Không nên lưu : schedule, nên làm thành class riêng chứ không nên để phụ thuộc vào course class vì schedule đa trị</w:t>
       </w:r>
     </w:p>
     <w:tbl>
@@ -1141,6 +1098,12 @@
                 <w:color w:val="000000" w:themeColor="text1"/>
               </w:rPr>
             </w:pPr>
+            <w:r>
+              <w:rPr>
+                <w:color w:val="000000" w:themeColor="text1"/>
+              </w:rPr>
+              <w:t>Lịch học của lớp học chữ quá nhỏ</w:t>
+            </w:r>
           </w:p>
         </w:tc>
         <w:tc>
@@ -1153,6 +1116,12 @@
                 <w:color w:val="000000" w:themeColor="text1"/>
               </w:rPr>
             </w:pPr>
+            <w:r>
+              <w:rPr>
+                <w:color w:val="000000" w:themeColor="text1"/>
+              </w:rPr>
+              <w:t>Hierachy</w:t>
+            </w:r>
           </w:p>
         </w:tc>
         <w:tc>
@@ -1165,6 +1134,12 @@
                 <w:color w:val="000000" w:themeColor="text1"/>
               </w:rPr>
             </w:pPr>
+            <w:r>
+              <w:rPr>
+                <w:color w:val="000000" w:themeColor="text1"/>
+              </w:rPr>
+              <w:t>Tăng kích cỡ chữ</w:t>
+            </w:r>
           </w:p>
         </w:tc>
       </w:tr>
@@ -1189,6 +1164,12 @@
           <w:color w:val="000000" w:themeColor="text1"/>
         </w:rPr>
       </w:pPr>
+      <w:r>
+        <w:rPr>
+          <w:color w:val="000000" w:themeColor="text1"/>
+        </w:rPr>
+        <w:t>CTA chính : Button tiếp tục &gt; Nhấn để xác định hành động tiếp tục tạo registration để hệ thống kiểm tra và xác nhận tạo registration</w:t>
+      </w:r>
     </w:p>
     <w:sectPr>
       <w:pgSz w:w="12240" w:h="15840"/>
